--- a/templates/monimoi/apofasi/exetaseon.docx
+++ b/templates/monimoi/apofasi/exetaseon.docx
@@ -798,7 +798,9 @@
           <w:sz w:val="18"/>
           <w:szCs w:val="18"/>
         </w:rPr>
-        <w:t xml:space="preserve">                                                                                                                  </w:t>
+        <w:t xml:space="preserve"/>
+        <w:br/>
+        <w:t xml:space="preserve"/>
       </w:r>
       <w:r>
         <w:rPr>
@@ -824,7 +826,9 @@
           <w:sz w:val="18"/>
           <w:szCs w:val="18"/>
         </w:rPr>
-        <w:t xml:space="preserve">. Φ.351.5/43/67 «Άδειες εκπαιδευτικών Πρωτοβάθμιας και Δευτεροβάθμιας Εκπαίδευσης»              3</w:t>
+        <w:t xml:space="preserve">. Φ.351.5/43/67 «Άδειες εκπαιδευτικών Πρωτοβάθμιας και Δευτεροβάθμιας Εκπαίδευσης»</w:t>
+        <w:br/>
+        <w:t xml:space="preserve">3</w:t>
       </w:r>
       <w:r>
         <w:rPr>
@@ -892,7 +896,9 @@
           <w:sz w:val="18"/>
           <w:szCs w:val="18"/>
         </w:rPr>
-        <w:t xml:space="preserve">                        4</w:t>
+        <w:t xml:space="preserve"/>
+        <w:br/>
+        <w:t xml:space="preserve">4</w:t>
       </w:r>
       <w:r>
         <w:rPr>
@@ -940,7 +946,9 @@
           <w:sz w:val="22"/>
           <w:szCs w:val="22"/>
         </w:rPr>
-        <w:t xml:space="preserve"> Πανεπιστημίου {{ panepistimio }}        5. Την υπ' αριθμ. {{ protokollo_aitisis }} αίτηση {{ tou_tis }} {{ endiaferomenou }}</w:t>
+        <w:t xml:space="preserve"> Πανεπιστημίου {{ panepistimio }}</w:t>
+        <w:br/>
+        <w:t xml:space="preserve">5. Την υπ' αριθμ. {{ protokollo_aitisis }} αίτηση {{ tou_tis }} {{ endiaferomenou }}</w:t>
       </w:r>
       <w:r>
         <w:rPr>
@@ -1124,7 +1132,7 @@
           <w:rFonts w:asciiTheme="minorHAnsi" w:hAnsiTheme="minorHAnsi" w:cstheme="minorHAnsi"/>
           <w:sz w:val="24"/>
         </w:rPr>
-        <w:t xml:space="preserve">{{ ston_stin }} {{ onomateponymo }} του {{ patronymo }}, εκπαιδευτικό κλάδου {{ klados }}-{{ klados_perigrafi }} του {{ sxoleio_gen }}, με ΑΜ: {{ am }} άδεια εξετάσεων  {{ imeres_olografos }} ({{ imeres_arithmitika }}) ημερών από {{ imerominia_apo }} έως {{ imerominia_eos }} με αποδοχές. {{ o_i }} εκπαιδευτικός έχει λάβει κατά το τρέχον έτος άδεια εξετάσεων {{ imeres_etous }}</w:t>
+        <w:t xml:space="preserve">{{ ston_stin }} {{ onomateponymo_ait }} του {{ patronymo }}, εκπαιδευτικό κλάδου {{ klados }}-{{ klados_perigrafi }} του {{ sxoleio_gen }}, με ΑΜ: {{ am }} άδεια εξετάσεων  {{ imeres_olografos }} ({{ imeres_arithmitika }}) ημερών από {{ imerominia_apo }} έως {{ imerominia_eos }} με αποδοχές. {{ o_i }} εκπαιδευτικός έχει λάβει κατά το τρέχον έτος άδεια εξετάσεων {{ imeres_etous }}</w:t>
       </w:r>
       <w:r>
         <w:rPr>
